--- a/proposal/T05_I1_Checkpoint.docx
+++ b/proposal/T05_I1_Checkpoint.docx
@@ -39,7 +39,12 @@
             <w:tcW w:type="dxa" w:w="4320"/>
           </w:tcPr>
           <w:p>
+            <w:r/>
             <w:r>
+              <w:rPr>
+                <w:b/>
+                <w:sz w:val="20"/>
+              </w:rPr>
               <w:t>Field</w:t>
             </w:r>
           </w:p>
@@ -49,7 +54,12 @@
             <w:tcW w:type="dxa" w:w="4320"/>
           </w:tcPr>
           <w:p>
+            <w:r/>
             <w:r>
+              <w:rPr>
+                <w:b/>
+                <w:sz w:val="20"/>
+              </w:rPr>
               <w:t>Entry</w:t>
             </w:r>
           </w:p>
@@ -61,7 +71,11 @@
             <w:tcW w:type="dxa" w:w="4320"/>
           </w:tcPr>
           <w:p>
+            <w:r/>
             <w:r>
+              <w:rPr>
+                <w:sz w:val="20"/>
+              </w:rPr>
               <w:t>Team number</w:t>
             </w:r>
           </w:p>
@@ -71,7 +85,11 @@
             <w:tcW w:type="dxa" w:w="4320"/>
           </w:tcPr>
           <w:p>
+            <w:r/>
             <w:r>
+              <w:rPr>
+                <w:sz w:val="20"/>
+              </w:rPr>
               <w:t>05</w:t>
             </w:r>
           </w:p>
@@ -83,7 +101,11 @@
             <w:tcW w:type="dxa" w:w="4320"/>
           </w:tcPr>
           <w:p>
+            <w:r/>
             <w:r>
+              <w:rPr>
+                <w:sz w:val="20"/>
+              </w:rPr>
               <w:t>Card</w:t>
             </w:r>
           </w:p>
@@ -93,7 +115,11 @@
             <w:tcW w:type="dxa" w:w="4320"/>
           </w:tcPr>
           <w:p>
+            <w:r/>
             <w:r>
+              <w:rPr>
+                <w:sz w:val="20"/>
+              </w:rPr>
               <w:t>I1 — Satellite Telemetry Anomaly Detection</w:t>
             </w:r>
           </w:p>
@@ -105,7 +131,11 @@
             <w:tcW w:type="dxa" w:w="4320"/>
           </w:tcPr>
           <w:p>
+            <w:r/>
             <w:r>
+              <w:rPr>
+                <w:sz w:val="20"/>
+              </w:rPr>
               <w:t>Members</w:t>
             </w:r>
           </w:p>
@@ -115,8 +145,12 @@
             <w:tcW w:type="dxa" w:w="4320"/>
           </w:tcPr>
           <w:p>
+            <w:r/>
             <w:r>
-              <w:t>K Hemalatha Reddy · B Parameshwar Reddy · Jagan Sai Kumar</w:t>
+              <w:rPr>
+                <w:sz w:val="20"/>
+              </w:rPr>
+              <w:t>K Hemalatha Reddy (BL.SC.U4AIE24018) · B Parameshwar Reddy (BL.SC.U4AIE24008) · Jagan Sai Kumar (BL.SC.U4AIE24023)</w:t>
             </w:r>
           </w:p>
         </w:tc>
@@ -127,7 +161,11 @@
             <w:tcW w:type="dxa" w:w="4320"/>
           </w:tcPr>
           <w:p>
+            <w:r/>
             <w:r>
+              <w:rPr>
+                <w:sz w:val="20"/>
+              </w:rPr>
               <w:t>Repository</w:t>
             </w:r>
           </w:p>
@@ -137,7 +175,11 @@
             <w:tcW w:type="dxa" w:w="4320"/>
           </w:tcPr>
           <w:p>
+            <w:r/>
             <w:r>
+              <w:rPr>
+                <w:sz w:val="20"/>
+              </w:rPr>
               <w:t>https://github.com/paramesh502/dl-end-sem</w:t>
             </w:r>
           </w:p>
@@ -149,8 +191,12 @@
             <w:tcW w:type="dxa" w:w="4320"/>
           </w:tcPr>
           <w:p>
+            <w:r/>
             <w:r>
-              <w:t>Commit hash (checkpoint tag)</w:t>
+              <w:rPr>
+                <w:sz w:val="20"/>
+              </w:rPr>
+              <w:t>Commit (this checkpoint)</w:t>
             </w:r>
           </w:p>
         </w:tc>
@@ -159,13 +205,48 @@
             <w:tcW w:type="dxa" w:w="4320"/>
           </w:tcPr>
           <w:p>
+            <w:r/>
             <w:r>
-              <w:t>8442818c6799d19ac0ece2a53cc307d9f361b6df</w:t>
+              <w:rPr>
+                <w:sz w:val="20"/>
+              </w:rPr>
+              <w:t>027e1899494567ef67a193853835fc0acaba9cd3 (HEAD at this checkpoint; final tag added by the release step)</w:t>
+            </w:r>
+          </w:p>
+        </w:tc>
+      </w:tr>
+      <w:tr>
+        <w:tc>
+          <w:tcPr>
+            <w:tcW w:type="dxa" w:w="4320"/>
+          </w:tcPr>
+          <w:p>
+            <w:r/>
+            <w:r>
+              <w:rPr>
+                <w:sz w:val="20"/>
+              </w:rPr>
+              <w:t>Bundle</w:t>
+            </w:r>
+          </w:p>
+        </w:tc>
+        <w:tc>
+          <w:tcPr>
+            <w:tcW w:type="dxa" w:w="4320"/>
+          </w:tcPr>
+          <w:p>
+            <w:r/>
+            <w:r>
+              <w:rPr>
+                <w:sz w:val="20"/>
+              </w:rPr>
+              <w:t>Revision D2 (verified — see §7)</w:t>
             </w:r>
           </w:p>
         </w:tc>
       </w:tr>
     </w:tbl>
+    <w:p/>
     <w:p>
       <w:pPr>
         <w:pStyle w:val="Heading2"/>
@@ -176,7 +257,7 @@
     </w:p>
     <w:p>
       <w:r>
-        <w:t>11/11 pass the smoke test (scripts/smoke_test.py, 4.3 s total). Run IDs refer to T05_I1_runlog.csv.</w:t>
+        <w:t>11/11 required components pass the smoke test (scripts/smoke_test.py, 4.3 s total). Run IDs refer to T05_I1_runlog.csv.</w:t>
       </w:r>
     </w:p>
     <w:tbl>
@@ -198,7 +279,12 @@
             <w:tcW w:type="dxa" w:w="1728"/>
           </w:tcPr>
           <w:p>
+            <w:r/>
             <w:r>
+              <w:rPr>
+                <w:b/>
+                <w:sz w:val="20"/>
+              </w:rPr>
               <w:t>Component</w:t>
             </w:r>
           </w:p>
@@ -208,7 +294,12 @@
             <w:tcW w:type="dxa" w:w="1728"/>
           </w:tcPr>
           <w:p>
+            <w:r/>
             <w:r>
+              <w:rPr>
+                <w:b/>
+                <w:sz w:val="20"/>
+              </w:rPr>
               <w:t>Smoke test</w:t>
             </w:r>
           </w:p>
@@ -218,7 +309,12 @@
             <w:tcW w:type="dxa" w:w="1728"/>
           </w:tcPr>
           <w:p>
+            <w:r/>
             <w:r>
+              <w:rPr>
+                <w:b/>
+                <w:sz w:val="20"/>
+              </w:rPr>
               <w:t>Run ID</w:t>
             </w:r>
           </w:p>
@@ -228,7 +324,12 @@
             <w:tcW w:type="dxa" w:w="1728"/>
           </w:tcPr>
           <w:p>
+            <w:r/>
             <w:r>
+              <w:rPr>
+                <w:b/>
+                <w:sz w:val="20"/>
+              </w:rPr>
               <w:t>Owner</w:t>
             </w:r>
           </w:p>
@@ -238,7 +339,12 @@
             <w:tcW w:type="dxa" w:w="1728"/>
           </w:tcPr>
           <w:p>
+            <w:r/>
             <w:r>
+              <w:rPr>
+                <w:b/>
+                <w:sz w:val="20"/>
+              </w:rPr>
               <w:t>Reviewer</w:t>
             </w:r>
           </w:p>
@@ -250,7 +356,11 @@
             <w:tcW w:type="dxa" w:w="1728"/>
           </w:tcPr>
           <w:p>
+            <w:r/>
             <w:r>
+              <w:rPr>
+                <w:sz w:val="20"/>
+              </w:rPr>
               <w:t>Isolation Forest</w:t>
             </w:r>
           </w:p>
@@ -260,7 +370,11 @@
             <w:tcW w:type="dxa" w:w="1728"/>
           </w:tcPr>
           <w:p>
+            <w:r/>
             <w:r>
+              <w:rPr>
+                <w:sz w:val="20"/>
+              </w:rPr>
               <w:t>✓</w:t>
             </w:r>
           </w:p>
@@ -270,7 +384,11 @@
             <w:tcW w:type="dxa" w:w="1728"/>
           </w:tcPr>
           <w:p>
+            <w:r/>
             <w:r>
+              <w:rPr>
+                <w:sz w:val="20"/>
+              </w:rPr>
               <w:t>R02</w:t>
             </w:r>
           </w:p>
@@ -280,7 +398,11 @@
             <w:tcW w:type="dxa" w:w="1728"/>
           </w:tcPr>
           <w:p>
+            <w:r/>
             <w:r>
+              <w:rPr>
+                <w:sz w:val="20"/>
+              </w:rPr>
               <w:t>Parameshwar</w:t>
             </w:r>
           </w:p>
@@ -290,7 +412,11 @@
             <w:tcW w:type="dxa" w:w="1728"/>
           </w:tcPr>
           <w:p>
+            <w:r/>
             <w:r>
+              <w:rPr>
+                <w:sz w:val="20"/>
+              </w:rPr>
               <w:t>Jagan</w:t>
             </w:r>
           </w:p>
@@ -302,7 +428,11 @@
             <w:tcW w:type="dxa" w:w="1728"/>
           </w:tcPr>
           <w:p>
+            <w:r/>
             <w:r>
+              <w:rPr>
+                <w:sz w:val="20"/>
+              </w:rPr>
               <w:t>PCA reconstruction</w:t>
             </w:r>
           </w:p>
@@ -312,7 +442,11 @@
             <w:tcW w:type="dxa" w:w="1728"/>
           </w:tcPr>
           <w:p>
+            <w:r/>
             <w:r>
+              <w:rPr>
+                <w:sz w:val="20"/>
+              </w:rPr>
               <w:t>✓</w:t>
             </w:r>
           </w:p>
@@ -322,7 +456,11 @@
             <w:tcW w:type="dxa" w:w="1728"/>
           </w:tcPr>
           <w:p>
+            <w:r/>
             <w:r>
+              <w:rPr>
+                <w:sz w:val="20"/>
+              </w:rPr>
               <w:t>R03</w:t>
             </w:r>
           </w:p>
@@ -332,7 +470,11 @@
             <w:tcW w:type="dxa" w:w="1728"/>
           </w:tcPr>
           <w:p>
+            <w:r/>
             <w:r>
+              <w:rPr>
+                <w:sz w:val="20"/>
+              </w:rPr>
               <w:t>Parameshwar</w:t>
             </w:r>
           </w:p>
@@ -342,7 +484,11 @@
             <w:tcW w:type="dxa" w:w="1728"/>
           </w:tcPr>
           <w:p>
+            <w:r/>
             <w:r>
+              <w:rPr>
+                <w:sz w:val="20"/>
+              </w:rPr>
               <w:t>Jagan</w:t>
             </w:r>
           </w:p>
@@ -354,7 +500,11 @@
             <w:tcW w:type="dxa" w:w="1728"/>
           </w:tcPr>
           <w:p>
+            <w:r/>
             <w:r>
+              <w:rPr>
+                <w:sz w:val="20"/>
+              </w:rPr>
               <w:t>Trivial detector</w:t>
             </w:r>
           </w:p>
@@ -364,7 +514,11 @@
             <w:tcW w:type="dxa" w:w="1728"/>
           </w:tcPr>
           <w:p>
+            <w:r/>
             <w:r>
+              <w:rPr>
+                <w:sz w:val="20"/>
+              </w:rPr>
               <w:t>✓</w:t>
             </w:r>
           </w:p>
@@ -374,7 +528,11 @@
             <w:tcW w:type="dxa" w:w="1728"/>
           </w:tcPr>
           <w:p>
+            <w:r/>
             <w:r>
+              <w:rPr>
+                <w:sz w:val="20"/>
+              </w:rPr>
               <w:t>R04</w:t>
             </w:r>
           </w:p>
@@ -384,7 +542,11 @@
             <w:tcW w:type="dxa" w:w="1728"/>
           </w:tcPr>
           <w:p>
+            <w:r/>
             <w:r>
+              <w:rPr>
+                <w:sz w:val="20"/>
+              </w:rPr>
               <w:t>Parameshwar</w:t>
             </w:r>
           </w:p>
@@ -394,7 +556,11 @@
             <w:tcW w:type="dxa" w:w="1728"/>
           </w:tcPr>
           <w:p>
+            <w:r/>
             <w:r>
+              <w:rPr>
+                <w:sz w:val="20"/>
+              </w:rPr>
               <w:t>Jagan</w:t>
             </w:r>
           </w:p>
@@ -406,7 +572,11 @@
             <w:tcW w:type="dxa" w:w="1728"/>
           </w:tcPr>
           <w:p>
+            <w:r/>
             <w:r>
+              <w:rPr>
+                <w:sz w:val="20"/>
+              </w:rPr>
               <w:t>1-D Conv Autoencoder</w:t>
             </w:r>
           </w:p>
@@ -416,7 +586,11 @@
             <w:tcW w:type="dxa" w:w="1728"/>
           </w:tcPr>
           <w:p>
+            <w:r/>
             <w:r>
+              <w:rPr>
+                <w:sz w:val="20"/>
+              </w:rPr>
               <w:t>✓</w:t>
             </w:r>
           </w:p>
@@ -426,7 +600,11 @@
             <w:tcW w:type="dxa" w:w="1728"/>
           </w:tcPr>
           <w:p>
+            <w:r/>
             <w:r>
+              <w:rPr>
+                <w:sz w:val="20"/>
+              </w:rPr>
               <w:t>R05</w:t>
             </w:r>
           </w:p>
@@ -436,7 +614,11 @@
             <w:tcW w:type="dxa" w:w="1728"/>
           </w:tcPr>
           <w:p>
+            <w:r/>
             <w:r>
+              <w:rPr>
+                <w:sz w:val="20"/>
+              </w:rPr>
               <w:t>Parameshwar</w:t>
             </w:r>
           </w:p>
@@ -446,7 +628,11 @@
             <w:tcW w:type="dxa" w:w="1728"/>
           </w:tcPr>
           <w:p>
+            <w:r/>
             <w:r>
+              <w:rPr>
+                <w:sz w:val="20"/>
+              </w:rPr>
               <w:t>Jagan</w:t>
             </w:r>
           </w:p>
@@ -458,7 +644,11 @@
             <w:tcW w:type="dxa" w:w="1728"/>
           </w:tcPr>
           <w:p>
+            <w:r/>
             <w:r>
+              <w:rPr>
+                <w:sz w:val="20"/>
+              </w:rPr>
               <w:t>2-D Spectrogram Autoencoder</w:t>
             </w:r>
           </w:p>
@@ -468,7 +658,11 @@
             <w:tcW w:type="dxa" w:w="1728"/>
           </w:tcPr>
           <w:p>
+            <w:r/>
             <w:r>
+              <w:rPr>
+                <w:sz w:val="20"/>
+              </w:rPr>
               <w:t>✓</w:t>
             </w:r>
           </w:p>
@@ -478,7 +672,11 @@
             <w:tcW w:type="dxa" w:w="1728"/>
           </w:tcPr>
           <w:p>
+            <w:r/>
             <w:r>
+              <w:rPr>
+                <w:sz w:val="20"/>
+              </w:rPr>
               <w:t>R06</w:t>
             </w:r>
           </w:p>
@@ -488,7 +686,11 @@
             <w:tcW w:type="dxa" w:w="1728"/>
           </w:tcPr>
           <w:p>
+            <w:r/>
             <w:r>
+              <w:rPr>
+                <w:sz w:val="20"/>
+              </w:rPr>
               <w:t>Hemalatha</w:t>
             </w:r>
           </w:p>
@@ -498,7 +700,11 @@
             <w:tcW w:type="dxa" w:w="1728"/>
           </w:tcPr>
           <w:p>
+            <w:r/>
             <w:r>
+              <w:rPr>
+                <w:sz w:val="20"/>
+              </w:rPr>
               <w:t>Parameshwar</w:t>
             </w:r>
           </w:p>
@@ -510,7 +716,11 @@
             <w:tcW w:type="dxa" w:w="1728"/>
           </w:tcPr>
           <w:p>
+            <w:r/>
             <w:r>
+              <w:rPr>
+                <w:sz w:val="20"/>
+              </w:rPr>
               <w:t>Temporal Attention AE + ablation</w:t>
             </w:r>
           </w:p>
@@ -520,7 +730,11 @@
             <w:tcW w:type="dxa" w:w="1728"/>
           </w:tcPr>
           <w:p>
+            <w:r/>
             <w:r>
+              <w:rPr>
+                <w:sz w:val="20"/>
+              </w:rPr>
               <w:t>✓</w:t>
             </w:r>
           </w:p>
@@ -530,7 +744,11 @@
             <w:tcW w:type="dxa" w:w="1728"/>
           </w:tcPr>
           <w:p>
+            <w:r/>
             <w:r>
+              <w:rPr>
+                <w:sz w:val="20"/>
+              </w:rPr>
               <w:t>R07</w:t>
             </w:r>
           </w:p>
@@ -540,7 +758,11 @@
             <w:tcW w:type="dxa" w:w="1728"/>
           </w:tcPr>
           <w:p>
+            <w:r/>
             <w:r>
+              <w:rPr>
+                <w:sz w:val="20"/>
+              </w:rPr>
               <w:t>Jagan</w:t>
             </w:r>
           </w:p>
@@ -550,7 +772,11 @@
             <w:tcW w:type="dxa" w:w="1728"/>
           </w:tcPr>
           <w:p>
+            <w:r/>
             <w:r>
+              <w:rPr>
+                <w:sz w:val="20"/>
+              </w:rPr>
               <w:t>Hemalatha</w:t>
             </w:r>
           </w:p>
@@ -562,7 +788,11 @@
             <w:tcW w:type="dxa" w:w="1728"/>
           </w:tcPr>
           <w:p>
+            <w:r/>
             <w:r>
+              <w:rPr>
+                <w:sz w:val="20"/>
+              </w:rPr>
               <w:t>Fusion (1D+2D, w=0.5)</w:t>
             </w:r>
           </w:p>
@@ -572,7 +802,11 @@
             <w:tcW w:type="dxa" w:w="1728"/>
           </w:tcPr>
           <w:p>
+            <w:r/>
             <w:r>
+              <w:rPr>
+                <w:sz w:val="20"/>
+              </w:rPr>
               <w:t>✓</w:t>
             </w:r>
           </w:p>
@@ -582,7 +816,11 @@
             <w:tcW w:type="dxa" w:w="1728"/>
           </w:tcPr>
           <w:p>
+            <w:r/>
             <w:r>
+              <w:rPr>
+                <w:sz w:val="20"/>
+              </w:rPr>
               <w:t>R08</w:t>
             </w:r>
           </w:p>
@@ -592,7 +830,11 @@
             <w:tcW w:type="dxa" w:w="1728"/>
           </w:tcPr>
           <w:p>
+            <w:r/>
             <w:r>
+              <w:rPr>
+                <w:sz w:val="20"/>
+              </w:rPr>
               <w:t>Parameshwar</w:t>
             </w:r>
           </w:p>
@@ -602,7 +844,11 @@
             <w:tcW w:type="dxa" w:w="1728"/>
           </w:tcPr>
           <w:p>
+            <w:r/>
             <w:r>
+              <w:rPr>
+                <w:sz w:val="20"/>
+              </w:rPr>
               <w:t>Jagan</w:t>
             </w:r>
           </w:p>
@@ -614,7 +860,11 @@
             <w:tcW w:type="dxa" w:w="1728"/>
           </w:tcPr>
           <w:p>
+            <w:r/>
             <w:r>
+              <w:rPr>
+                <w:sz w:val="20"/>
+              </w:rPr>
               <w:t>SMAP P-1 stream AE</w:t>
             </w:r>
           </w:p>
@@ -624,8 +874,12 @@
             <w:tcW w:type="dxa" w:w="1728"/>
           </w:tcPr>
           <w:p>
+            <w:r/>
             <w:r>
-              <w:t>✓ unscored inference</w:t>
+              <w:rPr>
+                <w:sz w:val="20"/>
+              </w:rPr>
+              <w:t>✓</w:t>
             </w:r>
           </w:p>
         </w:tc>
@@ -634,7 +888,11 @@
             <w:tcW w:type="dxa" w:w="1728"/>
           </w:tcPr>
           <w:p>
+            <w:r/>
             <w:r>
+              <w:rPr>
+                <w:sz w:val="20"/>
+              </w:rPr>
               <w:t>R09</w:t>
             </w:r>
           </w:p>
@@ -644,7 +902,11 @@
             <w:tcW w:type="dxa" w:w="1728"/>
           </w:tcPr>
           <w:p>
+            <w:r/>
             <w:r>
+              <w:rPr>
+                <w:sz w:val="20"/>
+              </w:rPr>
               <w:t>Hemalatha</w:t>
             </w:r>
           </w:p>
@@ -654,7 +916,11 @@
             <w:tcW w:type="dxa" w:w="1728"/>
           </w:tcPr>
           <w:p>
+            <w:r/>
             <w:r>
+              <w:rPr>
+                <w:sz w:val="20"/>
+              </w:rPr>
               <w:t>Jagan</w:t>
             </w:r>
           </w:p>
@@ -666,7 +932,11 @@
             <w:tcW w:type="dxa" w:w="1728"/>
           </w:tcPr>
           <w:p>
+            <w:r/>
             <w:r>
+              <w:rPr>
+                <w:sz w:val="20"/>
+              </w:rPr>
               <w:t>MSL C-1 stream AE</w:t>
             </w:r>
           </w:p>
@@ -676,8 +946,12 @@
             <w:tcW w:type="dxa" w:w="1728"/>
           </w:tcPr>
           <w:p>
+            <w:r/>
             <w:r>
-              <w:t>✓ unscored inference</w:t>
+              <w:rPr>
+                <w:sz w:val="20"/>
+              </w:rPr>
+              <w:t>✓</w:t>
             </w:r>
           </w:p>
         </w:tc>
@@ -686,7 +960,11 @@
             <w:tcW w:type="dxa" w:w="1728"/>
           </w:tcPr>
           <w:p>
+            <w:r/>
             <w:r>
+              <w:rPr>
+                <w:sz w:val="20"/>
+              </w:rPr>
               <w:t>R10</w:t>
             </w:r>
           </w:p>
@@ -696,7 +974,11 @@
             <w:tcW w:type="dxa" w:w="1728"/>
           </w:tcPr>
           <w:p>
+            <w:r/>
             <w:r>
+              <w:rPr>
+                <w:sz w:val="20"/>
+              </w:rPr>
               <w:t>Hemalatha</w:t>
             </w:r>
           </w:p>
@@ -706,13 +988,23 @@
             <w:tcW w:type="dxa" w:w="1728"/>
           </w:tcPr>
           <w:p>
+            <w:r/>
             <w:r>
+              <w:rPr>
+                <w:sz w:val="20"/>
+              </w:rPr>
               <w:t>Jagan</w:t>
             </w:r>
           </w:p>
         </w:tc>
       </w:tr>
     </w:tbl>
+    <w:p/>
+    <w:p>
+      <w:r>
+        <w:t>Per revised Handout §14, the earlier runs R02–R10 that scored the test set are recorded as test_scored=yes in T05_I1_runlog.csv (with their dates); R01 (the Week-1 reference) is test_scored=no (unscored inference only). No test partition is scored again before the results freeze, and a detector is changed only on development evidence, with the reason and the development figures recorded before and after. A forward-policy note in the run log states that, from this checkpoint onwards, test_scored=no for all future runs. At the freeze every final detector is evaluated once more and the new result reported beside the earlier one, with a plain statement that the test sets had already been inspected.</w:t>
+      </w:r>
+    </w:p>
     <w:p>
       <w:pPr>
         <w:pStyle w:val="Heading2"/>
@@ -723,12 +1015,12 @@
     </w:p>
     <w:p>
       <w:r>
-        <w:t>Dev partition is nominal-only. F1 is undefined on dev. Metric reported: dev alarm rate and val reconstruction MSE.</w:t>
+        <w:t>Thresholds are calibrated on nominal development (OPSSAT-AD) or calibration (SMAP/MSL) data only, before any test scoring. The development partition is nominal-only, so precision/recall/F1 are undefined on dev; the reported validation figure is the calibrated threshold and the alarm (false-alarm) rate it gives on nominal data. Per revised Handout §14, no test partition is scored in this checkpoint; the figures below are thresholds and alarm rates only.</w:t>
       </w:r>
     </w:p>
     <w:p>
       <w:r>
-        <w:t>Core Experiment 1 — OPSSAT-AD (validation):</w:t>
+        <w:t>OPSSAT-AD — threshold (99th percentile of nominal-development scores) and development alarm rate (false-alarm rate on the 254 nominal dev fragments):</w:t>
       </w:r>
     </w:p>
     <w:tbl>
@@ -738,49 +1030,53 @@
         <w:tblLook w:firstColumn="1" w:firstRow="1" w:lastColumn="0" w:lastRow="0" w:noHBand="0" w:noVBand="1" w:val="04A0"/>
       </w:tblPr>
       <w:tblGrid>
-        <w:gridCol w:w="2160"/>
-        <w:gridCol w:w="2160"/>
-        <w:gridCol w:w="2160"/>
-        <w:gridCol w:w="2160"/>
+        <w:gridCol w:w="2880"/>
+        <w:gridCol w:w="2880"/>
+        <w:gridCol w:w="2880"/>
       </w:tblGrid>
       <w:tr>
         <w:tc>
           <w:tcPr>
-            <w:tcW w:type="dxa" w:w="2160"/>
+            <w:tcW w:type="dxa" w:w="2880"/>
           </w:tcPr>
           <w:p>
+            <w:r/>
             <w:r>
-              <w:t>Method</w:t>
+              <w:rPr>
+                <w:b/>
+                <w:sz w:val="20"/>
+              </w:rPr>
+              <w:t>System</w:t>
             </w:r>
           </w:p>
         </w:tc>
         <w:tc>
           <w:tcPr>
-            <w:tcW w:type="dxa" w:w="2160"/>
+            <w:tcW w:type="dxa" w:w="2880"/>
           </w:tcPr>
           <w:p>
+            <w:r/>
             <w:r>
-              <w:t>Val metric</w:t>
+              <w:rPr>
+                <w:b/>
+                <w:sz w:val="20"/>
+              </w:rPr>
+              <w:t>Threshold</w:t>
             </w:r>
           </w:p>
         </w:tc>
         <w:tc>
           <w:tcPr>
-            <w:tcW w:type="dxa" w:w="2160"/>
+            <w:tcW w:type="dxa" w:w="2880"/>
           </w:tcPr>
           <w:p>
+            <w:r/>
             <w:r>
-              <w:t>Val value</w:t>
-            </w:r>
-          </w:p>
-        </w:tc>
-        <w:tc>
-          <w:tcPr>
-            <w:tcW w:type="dxa" w:w="2160"/>
-          </w:tcPr>
-          <w:p>
-            <w:r>
-              <w:t>Support</w:t>
+              <w:rPr>
+                <w:b/>
+                <w:sz w:val="20"/>
+              </w:rPr>
+              <w:t>Dev alarm rate</w:t>
             </w:r>
           </w:p>
         </w:tc>
@@ -788,41 +1084,43 @@
       <w:tr>
         <w:tc>
           <w:tcPr>
-            <w:tcW w:type="dxa" w:w="2160"/>
+            <w:tcW w:type="dxa" w:w="2880"/>
           </w:tcPr>
           <w:p>
+            <w:r/>
             <w:r>
-              <w:t>Isolation Forest</w:t>
+              <w:rPr>
+                <w:sz w:val="20"/>
+              </w:rPr>
+              <w:t>1-D autoencoder</w:t>
             </w:r>
           </w:p>
         </w:tc>
         <w:tc>
           <w:tcPr>
-            <w:tcW w:type="dxa" w:w="2160"/>
+            <w:tcW w:type="dxa" w:w="2880"/>
           </w:tcPr>
           <w:p>
+            <w:r/>
             <w:r>
-              <w:t>Dev alarm rate</w:t>
+              <w:rPr>
+                <w:sz w:val="20"/>
+              </w:rPr>
+              <w:t>0.000581</w:t>
             </w:r>
           </w:p>
         </w:tc>
         <w:tc>
           <w:tcPr>
-            <w:tcW w:type="dxa" w:w="2160"/>
+            <w:tcW w:type="dxa" w:w="2880"/>
           </w:tcPr>
           <w:p>
+            <w:r/>
             <w:r>
-              <w:t>1.18% (3/254)</w:t>
-            </w:r>
-          </w:p>
-        </w:tc>
-        <w:tc>
-          <w:tcPr>
-            <w:tcW w:type="dxa" w:w="2160"/>
-          </w:tcPr>
-          <w:p>
-            <w:r>
-              <w:t>254 nom dev frags, 254 units</w:t>
+              <w:rPr>
+                <w:sz w:val="20"/>
+              </w:rPr>
+              <w:t>3/254 (1.18%)</w:t>
             </w:r>
           </w:p>
         </w:tc>
@@ -830,41 +1128,43 @@
       <w:tr>
         <w:tc>
           <w:tcPr>
-            <w:tcW w:type="dxa" w:w="2160"/>
+            <w:tcW w:type="dxa" w:w="2880"/>
           </w:tcPr>
           <w:p>
+            <w:r/>
             <w:r>
-              <w:t>PCA reconstruction</w:t>
+              <w:rPr>
+                <w:sz w:val="20"/>
+              </w:rPr>
+              <w:t>2-D spectrogram autoencoder</w:t>
             </w:r>
           </w:p>
         </w:tc>
         <w:tc>
           <w:tcPr>
-            <w:tcW w:type="dxa" w:w="2160"/>
+            <w:tcW w:type="dxa" w:w="2880"/>
           </w:tcPr>
           <w:p>
+            <w:r/>
             <w:r>
-              <w:t>Dev alarm rate</w:t>
+              <w:rPr>
+                <w:sz w:val="20"/>
+              </w:rPr>
+              <w:t>0.000355</w:t>
             </w:r>
           </w:p>
         </w:tc>
         <w:tc>
           <w:tcPr>
-            <w:tcW w:type="dxa" w:w="2160"/>
+            <w:tcW w:type="dxa" w:w="2880"/>
           </w:tcPr>
           <w:p>
+            <w:r/>
             <w:r>
-              <w:t>1.18% (3/254)</w:t>
-            </w:r>
-          </w:p>
-        </w:tc>
-        <w:tc>
-          <w:tcPr>
-            <w:tcW w:type="dxa" w:w="2160"/>
-          </w:tcPr>
-          <w:p>
-            <w:r>
-              <w:t>254 nom dev frags, 254 units</w:t>
+              <w:rPr>
+                <w:sz w:val="20"/>
+              </w:rPr>
+              <w:t>3/254 (1.18%)</w:t>
             </w:r>
           </w:p>
         </w:tc>
@@ -872,41 +1172,43 @@
       <w:tr>
         <w:tc>
           <w:tcPr>
-            <w:tcW w:type="dxa" w:w="2160"/>
+            <w:tcW w:type="dxa" w:w="2880"/>
           </w:tcPr>
           <w:p>
+            <w:r/>
             <w:r>
-              <w:t>Trivial detector</w:t>
+              <w:rPr>
+                <w:sz w:val="20"/>
+              </w:rPr>
+              <w:t>Attention autoencoder</w:t>
             </w:r>
           </w:p>
         </w:tc>
         <w:tc>
           <w:tcPr>
-            <w:tcW w:type="dxa" w:w="2160"/>
+            <w:tcW w:type="dxa" w:w="2880"/>
           </w:tcPr>
           <w:p>
+            <w:r/>
             <w:r>
-              <w:t>Dev alarm rate</w:t>
+              <w:rPr>
+                <w:sz w:val="20"/>
+              </w:rPr>
+              <w:t>0.010338</w:t>
             </w:r>
           </w:p>
         </w:tc>
         <w:tc>
           <w:tcPr>
-            <w:tcW w:type="dxa" w:w="2160"/>
+            <w:tcW w:type="dxa" w:w="2880"/>
           </w:tcPr>
           <w:p>
+            <w:r/>
             <w:r>
-              <w:t>1.18% (3/254)</w:t>
-            </w:r>
-          </w:p>
-        </w:tc>
-        <w:tc>
-          <w:tcPr>
-            <w:tcW w:type="dxa" w:w="2160"/>
-          </w:tcPr>
-          <w:p>
-            <w:r>
-              <w:t>254 nom dev frags, 254 units</w:t>
+              <w:rPr>
+                <w:sz w:val="20"/>
+              </w:rPr>
+              <w:t>3/254 (1.18%)</w:t>
             </w:r>
           </w:p>
         </w:tc>
@@ -914,41 +1216,43 @@
       <w:tr>
         <w:tc>
           <w:tcPr>
-            <w:tcW w:type="dxa" w:w="2160"/>
+            <w:tcW w:type="dxa" w:w="2880"/>
           </w:tcPr>
           <w:p>
+            <w:r/>
             <w:r>
-              <w:t>1-D AE (R05)</w:t>
+              <w:rPr>
+                <w:sz w:val="20"/>
+              </w:rPr>
+              <w:t>Fusion (1-D + 2-D, w=0.5)</w:t>
             </w:r>
           </w:p>
         </w:tc>
         <w:tc>
           <w:tcPr>
-            <w:tcW w:type="dxa" w:w="2160"/>
+            <w:tcW w:type="dxa" w:w="2880"/>
           </w:tcPr>
           <w:p>
+            <w:r/>
             <w:r>
-              <w:t>Val recon MSE</w:t>
+              <w:rPr>
+                <w:sz w:val="20"/>
+              </w:rPr>
+              <w:t>3.977751</w:t>
             </w:r>
           </w:p>
         </w:tc>
         <w:tc>
           <w:tcPr>
-            <w:tcW w:type="dxa" w:w="2160"/>
+            <w:tcW w:type="dxa" w:w="2880"/>
           </w:tcPr>
           <w:p>
+            <w:r/>
             <w:r>
-              <w:t>0.000082</w:t>
-            </w:r>
-          </w:p>
-        </w:tc>
-        <w:tc>
-          <w:tcPr>
-            <w:tcW w:type="dxa" w:w="2160"/>
-          </w:tcPr>
-          <w:p>
-            <w:r>
-              <w:t>254 frags, 254 units</w:t>
+              <w:rPr>
+                <w:sz w:val="20"/>
+              </w:rPr>
+              <w:t>3/254 (1.18%)</w:t>
             </w:r>
           </w:p>
         </w:tc>
@@ -956,41 +1260,43 @@
       <w:tr>
         <w:tc>
           <w:tcPr>
-            <w:tcW w:type="dxa" w:w="2160"/>
+            <w:tcW w:type="dxa" w:w="2880"/>
           </w:tcPr>
           <w:p>
+            <w:r/>
             <w:r>
-              <w:t>2-D AE (R06)</w:t>
+              <w:rPr>
+                <w:sz w:val="20"/>
+              </w:rPr>
+              <w:t>Isolation Forest</w:t>
             </w:r>
           </w:p>
         </w:tc>
         <w:tc>
           <w:tcPr>
-            <w:tcW w:type="dxa" w:w="2160"/>
+            <w:tcW w:type="dxa" w:w="2880"/>
           </w:tcPr>
           <w:p>
+            <w:r/>
             <w:r>
-              <w:t>Val recon MSE</w:t>
+              <w:rPr>
+                <w:sz w:val="20"/>
+              </w:rPr>
+              <w:t>0.201592</w:t>
             </w:r>
           </w:p>
         </w:tc>
         <w:tc>
           <w:tcPr>
-            <w:tcW w:type="dxa" w:w="2160"/>
+            <w:tcW w:type="dxa" w:w="2880"/>
           </w:tcPr>
           <w:p>
+            <w:r/>
             <w:r>
-              <w:t>0.000042</w:t>
-            </w:r>
-          </w:p>
-        </w:tc>
-        <w:tc>
-          <w:tcPr>
-            <w:tcW w:type="dxa" w:w="2160"/>
-          </w:tcPr>
-          <w:p>
-            <w:r>
-              <w:t>254 frags, 254 units</w:t>
+              <w:rPr>
+                <w:sz w:val="20"/>
+              </w:rPr>
+              <w:t>3/254 (1.18%)</w:t>
             </w:r>
           </w:p>
         </w:tc>
@@ -998,41 +1304,43 @@
       <w:tr>
         <w:tc>
           <w:tcPr>
-            <w:tcW w:type="dxa" w:w="2160"/>
+            <w:tcW w:type="dxa" w:w="2880"/>
           </w:tcPr>
           <w:p>
+            <w:r/>
             <w:r>
-              <w:t>Attention AE (R07)</w:t>
+              <w:rPr>
+                <w:sz w:val="20"/>
+              </w:rPr>
+              <w:t>PCA reconstruction</w:t>
             </w:r>
           </w:p>
         </w:tc>
         <w:tc>
           <w:tcPr>
-            <w:tcW w:type="dxa" w:w="2160"/>
+            <w:tcW w:type="dxa" w:w="2880"/>
           </w:tcPr>
           <w:p>
+            <w:r/>
             <w:r>
-              <w:t>Val recon MSE</w:t>
+              <w:rPr>
+                <w:sz w:val="20"/>
+              </w:rPr>
+              <w:t>0.030605</w:t>
             </w:r>
           </w:p>
         </w:tc>
         <w:tc>
           <w:tcPr>
-            <w:tcW w:type="dxa" w:w="2160"/>
+            <w:tcW w:type="dxa" w:w="2880"/>
           </w:tcPr>
           <w:p>
+            <w:r/>
             <w:r>
-              <w:t>0.000790</w:t>
-            </w:r>
-          </w:p>
-        </w:tc>
-        <w:tc>
-          <w:tcPr>
-            <w:tcW w:type="dxa" w:w="2160"/>
-          </w:tcPr>
-          <w:p>
-            <w:r>
-              <w:t>254 frags, 254 units</w:t>
+              <w:rPr>
+                <w:sz w:val="20"/>
+              </w:rPr>
+              <w:t>3/254 (1.18%)</w:t>
             </w:r>
           </w:p>
         </w:tc>
@@ -1040,49 +1348,52 @@
       <w:tr>
         <w:tc>
           <w:tcPr>
-            <w:tcW w:type="dxa" w:w="2160"/>
+            <w:tcW w:type="dxa" w:w="2880"/>
           </w:tcPr>
           <w:p>
+            <w:r/>
             <w:r>
-              <w:t>Fusion 1D+2D (R08)</w:t>
+              <w:rPr>
+                <w:sz w:val="20"/>
+              </w:rPr>
+              <w:t>Trivial (mean distance)</w:t>
             </w:r>
           </w:p>
         </w:tc>
         <w:tc>
           <w:tcPr>
-            <w:tcW w:type="dxa" w:w="2160"/>
+            <w:tcW w:type="dxa" w:w="2880"/>
           </w:tcPr>
           <w:p>
+            <w:r/>
             <w:r>
-              <w:t>Dev alarm rate</w:t>
+              <w:rPr>
+                <w:sz w:val="20"/>
+              </w:rPr>
+              <w:t>3.410388</w:t>
             </w:r>
           </w:p>
         </w:tc>
         <w:tc>
           <w:tcPr>
-            <w:tcW w:type="dxa" w:w="2160"/>
+            <w:tcW w:type="dxa" w:w="2880"/>
           </w:tcPr>
           <w:p>
+            <w:r/>
             <w:r>
-              <w:t>1.18% (3/254)</w:t>
-            </w:r>
-          </w:p>
-        </w:tc>
-        <w:tc>
-          <w:tcPr>
-            <w:tcW w:type="dxa" w:w="2160"/>
-          </w:tcPr>
-          <w:p>
-            <w:r>
-              <w:t>254 frags, 254 units</w:t>
+              <w:rPr>
+                <w:sz w:val="20"/>
+              </w:rPr>
+              <w:t>3/254 (1.18%)</w:t>
             </w:r>
           </w:p>
         </w:tc>
       </w:tr>
     </w:tbl>
+    <w:p/>
     <w:p>
       <w:r>
-        <w:t>Core Experiment 2 — SMAP/MSL (source-validation only):</w:t>
+        <w:t>SMAP/MSL — per-stream threshold (99th percentile of calibration-point scores), calibration alarm count and calibration alarm rate, from the new guard-context calibration runs (results/baseline_results.txt and results/smap_msl_results.txt):</w:t>
       </w:r>
     </w:p>
     <w:tbl>
@@ -1092,49 +1403,85 @@
         <w:tblLook w:firstColumn="1" w:firstRow="1" w:lastColumn="0" w:lastRow="0" w:noHBand="0" w:noVBand="1" w:val="04A0"/>
       </w:tblPr>
       <w:tblGrid>
-        <w:gridCol w:w="2160"/>
-        <w:gridCol w:w="2160"/>
-        <w:gridCol w:w="2160"/>
-        <w:gridCol w:w="2160"/>
+        <w:gridCol w:w="1728"/>
+        <w:gridCol w:w="1728"/>
+        <w:gridCol w:w="1728"/>
+        <w:gridCol w:w="1728"/>
+        <w:gridCol w:w="1728"/>
       </w:tblGrid>
       <w:tr>
         <w:tc>
           <w:tcPr>
-            <w:tcW w:type="dxa" w:w="2160"/>
+            <w:tcW w:type="dxa" w:w="1728"/>
           </w:tcPr>
           <w:p>
+            <w:r/>
             <w:r>
+              <w:rPr>
+                <w:b/>
+                <w:sz w:val="20"/>
+              </w:rPr>
               <w:t>Stream</w:t>
             </w:r>
           </w:p>
         </w:tc>
         <w:tc>
           <w:tcPr>
-            <w:tcW w:type="dxa" w:w="2160"/>
+            <w:tcW w:type="dxa" w:w="1728"/>
           </w:tcPr>
           <w:p>
+            <w:r/>
             <w:r>
-              <w:t>Val metric</w:t>
+              <w:rPr>
+                <w:b/>
+                <w:sz w:val="20"/>
+              </w:rPr>
+              <w:t>Detector</w:t>
             </w:r>
           </w:p>
         </w:tc>
         <w:tc>
           <w:tcPr>
-            <w:tcW w:type="dxa" w:w="2160"/>
+            <w:tcW w:type="dxa" w:w="1728"/>
           </w:tcPr>
           <w:p>
+            <w:r/>
             <w:r>
-              <w:t>Val value</w:t>
+              <w:rPr>
+                <w:b/>
+                <w:sz w:val="20"/>
+              </w:rPr>
+              <w:t>Threshold</w:t>
             </w:r>
           </w:p>
         </w:tc>
         <w:tc>
           <w:tcPr>
-            <w:tcW w:type="dxa" w:w="2160"/>
+            <w:tcW w:type="dxa" w:w="1728"/>
           </w:tcPr>
           <w:p>
+            <w:r/>
             <w:r>
-              <w:t>Support</w:t>
+              <w:rPr>
+                <w:b/>
+                <w:sz w:val="20"/>
+              </w:rPr>
+              <w:t>Cal alarm count</w:t>
+            </w:r>
+          </w:p>
+        </w:tc>
+        <w:tc>
+          <w:tcPr>
+            <w:tcW w:type="dxa" w:w="1728"/>
+          </w:tcPr>
+          <w:p>
+            <w:r/>
+            <w:r>
+              <w:rPr>
+                <w:b/>
+                <w:sz w:val="20"/>
+              </w:rPr>
+              <w:t>Cal alarm rate</w:t>
             </w:r>
           </w:p>
         </w:tc>
@@ -1142,41 +1489,71 @@
       <w:tr>
         <w:tc>
           <w:tcPr>
-            <w:tcW w:type="dxa" w:w="2160"/>
+            <w:tcW w:type="dxa" w:w="1728"/>
           </w:tcPr>
           <w:p>
+            <w:r/>
             <w:r>
-              <w:t>SMAP P-1 (R09)</w:t>
+              <w:rPr>
+                <w:sz w:val="20"/>
+              </w:rPr>
+              <w:t>P-1</w:t>
             </w:r>
           </w:p>
         </w:tc>
         <w:tc>
           <w:tcPr>
-            <w:tcW w:type="dxa" w:w="2160"/>
+            <w:tcW w:type="dxa" w:w="1728"/>
           </w:tcPr>
           <w:p>
+            <w:r/>
             <w:r>
-              <w:t>Cal window MSE</w:t>
+              <w:rPr>
+                <w:sz w:val="20"/>
+              </w:rPr>
+              <w:t>1-D autoencoder</w:t>
             </w:r>
           </w:p>
         </w:tc>
         <w:tc>
           <w:tcPr>
-            <w:tcW w:type="dxa" w:w="2160"/>
+            <w:tcW w:type="dxa" w:w="1728"/>
           </w:tcPr>
           <w:p>
+            <w:r/>
             <w:r>
-              <w:t>0.336588</w:t>
+              <w:rPr>
+                <w:sz w:val="20"/>
+              </w:rPr>
+              <w:t>0.450251</w:t>
             </w:r>
           </w:p>
         </w:tc>
         <w:tc>
           <w:tcPr>
-            <w:tcW w:type="dxa" w:w="2160"/>
+            <w:tcW w:type="dxa" w:w="1728"/>
           </w:tcPr>
           <w:p>
+            <w:r/>
             <w:r>
-              <w:t>32 train windows, 64 cal windows</w:t>
+              <w:rPr>
+                <w:sz w:val="20"/>
+              </w:rPr>
+              <w:t>4/319</w:t>
+            </w:r>
+          </w:p>
+        </w:tc>
+        <w:tc>
+          <w:tcPr>
+            <w:tcW w:type="dxa" w:w="1728"/>
+          </w:tcPr>
+          <w:p>
+            <w:r/>
+            <w:r>
+              <w:rPr>
+                <w:sz w:val="20"/>
+              </w:rPr>
+              <w:t>1.25%</w:t>
             </w:r>
           </w:p>
         </w:tc>
@@ -1184,49 +1561,512 @@
       <w:tr>
         <w:tc>
           <w:tcPr>
-            <w:tcW w:type="dxa" w:w="2160"/>
+            <w:tcW w:type="dxa" w:w="1728"/>
           </w:tcPr>
           <w:p>
+            <w:r/>
             <w:r>
-              <w:t>MSL C-1 (R10)</w:t>
+              <w:rPr>
+                <w:sz w:val="20"/>
+              </w:rPr>
+              <w:t>P-1</w:t>
             </w:r>
           </w:p>
         </w:tc>
         <w:tc>
           <w:tcPr>
-            <w:tcW w:type="dxa" w:w="2160"/>
+            <w:tcW w:type="dxa" w:w="1728"/>
           </w:tcPr>
           <w:p>
+            <w:r/>
             <w:r>
-              <w:t>Cal window MSE</w:t>
+              <w:rPr>
+                <w:sz w:val="20"/>
+              </w:rPr>
+              <w:t>Isolation Forest</w:t>
             </w:r>
           </w:p>
         </w:tc>
         <w:tc>
           <w:tcPr>
-            <w:tcW w:type="dxa" w:w="2160"/>
+            <w:tcW w:type="dxa" w:w="1728"/>
           </w:tcPr>
           <w:p>
+            <w:r/>
             <w:r>
-              <w:t>0.089802</w:t>
+              <w:rPr>
+                <w:sz w:val="20"/>
+              </w:rPr>
+              <w:t>0.062456</w:t>
             </w:r>
           </w:p>
         </w:tc>
         <w:tc>
           <w:tcPr>
-            <w:tcW w:type="dxa" w:w="2160"/>
+            <w:tcW w:type="dxa" w:w="1728"/>
           </w:tcPr>
           <w:p>
+            <w:r/>
             <w:r>
-              <w:t>23 train windows, 1 cal window</w:t>
+              <w:rPr>
+                <w:sz w:val="20"/>
+              </w:rPr>
+              <w:t>4/319</w:t>
+            </w:r>
+          </w:p>
+        </w:tc>
+        <w:tc>
+          <w:tcPr>
+            <w:tcW w:type="dxa" w:w="1728"/>
+          </w:tcPr>
+          <w:p>
+            <w:r/>
+            <w:r>
+              <w:rPr>
+                <w:sz w:val="20"/>
+              </w:rPr>
+              <w:t>1.25%</w:t>
+            </w:r>
+          </w:p>
+        </w:tc>
+      </w:tr>
+      <w:tr>
+        <w:tc>
+          <w:tcPr>
+            <w:tcW w:type="dxa" w:w="1728"/>
+          </w:tcPr>
+          <w:p>
+            <w:r/>
+            <w:r>
+              <w:rPr>
+                <w:sz w:val="20"/>
+              </w:rPr>
+              <w:t>P-1</w:t>
+            </w:r>
+          </w:p>
+        </w:tc>
+        <w:tc>
+          <w:tcPr>
+            <w:tcW w:type="dxa" w:w="1728"/>
+          </w:tcPr>
+          <w:p>
+            <w:r/>
+            <w:r>
+              <w:rPr>
+                <w:sz w:val="20"/>
+              </w:rPr>
+              <w:t>PCA reconstruction</w:t>
+            </w:r>
+          </w:p>
+        </w:tc>
+        <w:tc>
+          <w:tcPr>
+            <w:tcW w:type="dxa" w:w="1728"/>
+          </w:tcPr>
+          <w:p>
+            <w:r/>
+            <w:r>
+              <w:rPr>
+                <w:sz w:val="20"/>
+              </w:rPr>
+              <w:t>0.156650</w:t>
+            </w:r>
+          </w:p>
+        </w:tc>
+        <w:tc>
+          <w:tcPr>
+            <w:tcW w:type="dxa" w:w="1728"/>
+          </w:tcPr>
+          <w:p>
+            <w:r/>
+            <w:r>
+              <w:rPr>
+                <w:sz w:val="20"/>
+              </w:rPr>
+              <w:t>4/319</w:t>
+            </w:r>
+          </w:p>
+        </w:tc>
+        <w:tc>
+          <w:tcPr>
+            <w:tcW w:type="dxa" w:w="1728"/>
+          </w:tcPr>
+          <w:p>
+            <w:r/>
+            <w:r>
+              <w:rPr>
+                <w:sz w:val="20"/>
+              </w:rPr>
+              <w:t>1.25%</w:t>
+            </w:r>
+          </w:p>
+        </w:tc>
+      </w:tr>
+      <w:tr>
+        <w:tc>
+          <w:tcPr>
+            <w:tcW w:type="dxa" w:w="1728"/>
+          </w:tcPr>
+          <w:p>
+            <w:r/>
+            <w:r>
+              <w:rPr>
+                <w:sz w:val="20"/>
+              </w:rPr>
+              <w:t>P-1</w:t>
+            </w:r>
+          </w:p>
+        </w:tc>
+        <w:tc>
+          <w:tcPr>
+            <w:tcW w:type="dxa" w:w="1728"/>
+          </w:tcPr>
+          <w:p>
+            <w:r/>
+            <w:r>
+              <w:rPr>
+                <w:sz w:val="20"/>
+              </w:rPr>
+              <w:t>Trivial (mean distance)</w:t>
+            </w:r>
+          </w:p>
+        </w:tc>
+        <w:tc>
+          <w:tcPr>
+            <w:tcW w:type="dxa" w:w="1728"/>
+          </w:tcPr>
+          <w:p>
+            <w:r/>
+            <w:r>
+              <w:rPr>
+                <w:sz w:val="20"/>
+              </w:rPr>
+              <w:t>1.720557</w:t>
+            </w:r>
+          </w:p>
+        </w:tc>
+        <w:tc>
+          <w:tcPr>
+            <w:tcW w:type="dxa" w:w="1728"/>
+          </w:tcPr>
+          <w:p>
+            <w:r/>
+            <w:r>
+              <w:rPr>
+                <w:sz w:val="20"/>
+              </w:rPr>
+              <w:t>4/319</w:t>
+            </w:r>
+          </w:p>
+        </w:tc>
+        <w:tc>
+          <w:tcPr>
+            <w:tcW w:type="dxa" w:w="1728"/>
+          </w:tcPr>
+          <w:p>
+            <w:r/>
+            <w:r>
+              <w:rPr>
+                <w:sz w:val="20"/>
+              </w:rPr>
+              <w:t>1.25%</w:t>
+            </w:r>
+          </w:p>
+        </w:tc>
+      </w:tr>
+      <w:tr>
+        <w:tc>
+          <w:tcPr>
+            <w:tcW w:type="dxa" w:w="1728"/>
+          </w:tcPr>
+          <w:p>
+            <w:r/>
+            <w:r>
+              <w:rPr>
+                <w:sz w:val="20"/>
+              </w:rPr>
+              <w:t>C-1</w:t>
+            </w:r>
+          </w:p>
+        </w:tc>
+        <w:tc>
+          <w:tcPr>
+            <w:tcW w:type="dxa" w:w="1728"/>
+          </w:tcPr>
+          <w:p>
+            <w:r/>
+            <w:r>
+              <w:rPr>
+                <w:sz w:val="20"/>
+              </w:rPr>
+              <w:t>1-D autoencoder</w:t>
+            </w:r>
+          </w:p>
+        </w:tc>
+        <w:tc>
+          <w:tcPr>
+            <w:tcW w:type="dxa" w:w="1728"/>
+          </w:tcPr>
+          <w:p>
+            <w:r/>
+            <w:r>
+              <w:rPr>
+                <w:sz w:val="20"/>
+              </w:rPr>
+              <w:t>0.129134</w:t>
+            </w:r>
+          </w:p>
+        </w:tc>
+        <w:tc>
+          <w:tcPr>
+            <w:tcW w:type="dxa" w:w="1728"/>
+          </w:tcPr>
+          <w:p>
+            <w:r/>
+            <w:r>
+              <w:rPr>
+                <w:sz w:val="20"/>
+              </w:rPr>
+              <w:t>2/176</w:t>
+            </w:r>
+          </w:p>
+        </w:tc>
+        <w:tc>
+          <w:tcPr>
+            <w:tcW w:type="dxa" w:w="1728"/>
+          </w:tcPr>
+          <w:p>
+            <w:r/>
+            <w:r>
+              <w:rPr>
+                <w:sz w:val="20"/>
+              </w:rPr>
+              <w:t>1.14%</w:t>
+            </w:r>
+          </w:p>
+        </w:tc>
+      </w:tr>
+      <w:tr>
+        <w:tc>
+          <w:tcPr>
+            <w:tcW w:type="dxa" w:w="1728"/>
+          </w:tcPr>
+          <w:p>
+            <w:r/>
+            <w:r>
+              <w:rPr>
+                <w:sz w:val="20"/>
+              </w:rPr>
+              <w:t>C-1</w:t>
+            </w:r>
+          </w:p>
+        </w:tc>
+        <w:tc>
+          <w:tcPr>
+            <w:tcW w:type="dxa" w:w="1728"/>
+          </w:tcPr>
+          <w:p>
+            <w:r/>
+            <w:r>
+              <w:rPr>
+                <w:sz w:val="20"/>
+              </w:rPr>
+              <w:t>Isolation Forest</w:t>
+            </w:r>
+          </w:p>
+        </w:tc>
+        <w:tc>
+          <w:tcPr>
+            <w:tcW w:type="dxa" w:w="1728"/>
+          </w:tcPr>
+          <w:p>
+            <w:r/>
+            <w:r>
+              <w:rPr>
+                <w:sz w:val="20"/>
+              </w:rPr>
+              <w:t>0.040320</w:t>
+            </w:r>
+          </w:p>
+        </w:tc>
+        <w:tc>
+          <w:tcPr>
+            <w:tcW w:type="dxa" w:w="1728"/>
+          </w:tcPr>
+          <w:p>
+            <w:r/>
+            <w:r>
+              <w:rPr>
+                <w:sz w:val="20"/>
+              </w:rPr>
+              <w:t>2/176</w:t>
+            </w:r>
+          </w:p>
+        </w:tc>
+        <w:tc>
+          <w:tcPr>
+            <w:tcW w:type="dxa" w:w="1728"/>
+          </w:tcPr>
+          <w:p>
+            <w:r/>
+            <w:r>
+              <w:rPr>
+                <w:sz w:val="20"/>
+              </w:rPr>
+              <w:t>1.14%</w:t>
+            </w:r>
+          </w:p>
+        </w:tc>
+      </w:tr>
+      <w:tr>
+        <w:tc>
+          <w:tcPr>
+            <w:tcW w:type="dxa" w:w="1728"/>
+          </w:tcPr>
+          <w:p>
+            <w:r/>
+            <w:r>
+              <w:rPr>
+                <w:sz w:val="20"/>
+              </w:rPr>
+              <w:t>C-1</w:t>
+            </w:r>
+          </w:p>
+        </w:tc>
+        <w:tc>
+          <w:tcPr>
+            <w:tcW w:type="dxa" w:w="1728"/>
+          </w:tcPr>
+          <w:p>
+            <w:r/>
+            <w:r>
+              <w:rPr>
+                <w:sz w:val="20"/>
+              </w:rPr>
+              <w:t>PCA reconstruction</w:t>
+            </w:r>
+          </w:p>
+        </w:tc>
+        <w:tc>
+          <w:tcPr>
+            <w:tcW w:type="dxa" w:w="1728"/>
+          </w:tcPr>
+          <w:p>
+            <w:r/>
+            <w:r>
+              <w:rPr>
+                <w:sz w:val="20"/>
+              </w:rPr>
+              <w:t>0.040891</w:t>
+            </w:r>
+          </w:p>
+        </w:tc>
+        <w:tc>
+          <w:tcPr>
+            <w:tcW w:type="dxa" w:w="1728"/>
+          </w:tcPr>
+          <w:p>
+            <w:r/>
+            <w:r>
+              <w:rPr>
+                <w:sz w:val="20"/>
+              </w:rPr>
+              <w:t>2/176</w:t>
+            </w:r>
+          </w:p>
+        </w:tc>
+        <w:tc>
+          <w:tcPr>
+            <w:tcW w:type="dxa" w:w="1728"/>
+          </w:tcPr>
+          <w:p>
+            <w:r/>
+            <w:r>
+              <w:rPr>
+                <w:sz w:val="20"/>
+              </w:rPr>
+              <w:t>1.14%</w:t>
+            </w:r>
+          </w:p>
+        </w:tc>
+      </w:tr>
+      <w:tr>
+        <w:tc>
+          <w:tcPr>
+            <w:tcW w:type="dxa" w:w="1728"/>
+          </w:tcPr>
+          <w:p>
+            <w:r/>
+            <w:r>
+              <w:rPr>
+                <w:sz w:val="20"/>
+              </w:rPr>
+              <w:t>C-1</w:t>
+            </w:r>
+          </w:p>
+        </w:tc>
+        <w:tc>
+          <w:tcPr>
+            <w:tcW w:type="dxa" w:w="1728"/>
+          </w:tcPr>
+          <w:p>
+            <w:r/>
+            <w:r>
+              <w:rPr>
+                <w:sz w:val="20"/>
+              </w:rPr>
+              <w:t>Trivial (mean distance)</w:t>
+            </w:r>
+          </w:p>
+        </w:tc>
+        <w:tc>
+          <w:tcPr>
+            <w:tcW w:type="dxa" w:w="1728"/>
+          </w:tcPr>
+          <w:p>
+            <w:r/>
+            <w:r>
+              <w:rPr>
+                <w:sz w:val="20"/>
+              </w:rPr>
+              <w:t>1.765357</w:t>
+            </w:r>
+          </w:p>
+        </w:tc>
+        <w:tc>
+          <w:tcPr>
+            <w:tcW w:type="dxa" w:w="1728"/>
+          </w:tcPr>
+          <w:p>
+            <w:r/>
+            <w:r>
+              <w:rPr>
+                <w:sz w:val="20"/>
+              </w:rPr>
+              <w:t>2/176</w:t>
+            </w:r>
+          </w:p>
+        </w:tc>
+        <w:tc>
+          <w:tcPr>
+            <w:tcW w:type="dxa" w:w="1728"/>
+          </w:tcPr>
+          <w:p>
+            <w:r/>
+            <w:r>
+              <w:rPr>
+                <w:sz w:val="20"/>
+              </w:rPr>
+              <w:t>1.14%</w:t>
             </w:r>
           </w:p>
         </w:tc>
       </w:tr>
     </w:tbl>
+    <w:p/>
     <w:p>
       <w:r>
-        <w:t>P-1 convergence is slow — val MSE still at 0.337 after 30 epochs with only 32 training windows. C-1 converged from 0.926 to 0.090. Target point F1 evaluation waits for the results freeze (20 Nov 2026).</w:t>
+        <w:t>Calibration rule (revised Annex D6): a calibration window may take earlier context from the guard, never from fit rows, and only calibration points are scored. One window per calibration point (right-aligned, ending at the point) gives exactly 319 calibration-point scores for P-1 and 176 for C-1. No boundary padding is required — the 256-step guard supplies left context for the earliest calibration points (P-1 guard [2297,2553), cal [2553,2872); C-1 guard [1726,1982), cal [1982,2158)), and every window ends at a calibration point inside the training stream. Model fitting and preprocessing statistics use fit rows only, never guard or calibration rows. Thresholds are the 99th percentile of the calibration-point scores; the alarm count and rate are computed on the calibration points. The earlier C-1 implementation capped the guard at 176 and started calibration at step 1902 — that is removed; the guard is now always 256 and calibration starts at fit_end+256.</w:t>
       </w:r>
     </w:p>
     <w:p>
@@ -1237,6 +2077,11 @@
         <w:t>3. Elapsed Time and 24-Hour Budget</w:t>
       </w:r>
     </w:p>
+    <w:p>
+      <w:r>
+        <w:t>Annex D0's stage to project for I1 is stride-1 scoring of P-1 and C-1. It was timed with the trained 1-D autoencoder (proxy weights from results/1d_autoencoder.pt, 6,353 params) and the classical Isolation-Forest control on the same windows, using test-shaped inputs only — no test labels loaded, no test metric computed. The window count includes padding (one 256-step window per test point, right-edge replication padding). Full results in results/stride1_timing.txt.</w:t>
+      </w:r>
+    </w:p>
     <w:tbl>
       <w:tblPr>
         <w:tblStyle w:val="TableGrid"/>
@@ -1244,49 +2089,101 @@
         <w:tblLook w:firstColumn="1" w:firstRow="1" w:lastColumn="0" w:lastRow="0" w:noHBand="0" w:noVBand="1" w:val="04A0"/>
       </w:tblPr>
       <w:tblGrid>
-        <w:gridCol w:w="2160"/>
-        <w:gridCol w:w="2160"/>
-        <w:gridCol w:w="2160"/>
-        <w:gridCol w:w="2160"/>
+        <w:gridCol w:w="1440"/>
+        <w:gridCol w:w="1440"/>
+        <w:gridCol w:w="1440"/>
+        <w:gridCol w:w="1440"/>
+        <w:gridCol w:w="1440"/>
+        <w:gridCol w:w="1440"/>
       </w:tblGrid>
       <w:tr>
         <w:tc>
           <w:tcPr>
-            <w:tcW w:type="dxa" w:w="2160"/>
+            <w:tcW w:type="dxa" w:w="1440"/>
           </w:tcPr>
           <w:p>
+            <w:r/>
             <w:r>
-              <w:t>Stage</w:t>
+              <w:rPr>
+                <w:b/>
+                <w:sz w:val="20"/>
+              </w:rPr>
+              <w:t>Stream · model</w:t>
             </w:r>
           </w:p>
         </w:tc>
         <w:tc>
           <w:tcPr>
-            <w:tcW w:type="dxa" w:w="2160"/>
+            <w:tcW w:type="dxa" w:w="1440"/>
           </w:tcPr>
           <w:p>
+            <w:r/>
             <w:r>
-              <w:t>Count</w:t>
+              <w:rPr>
+                <w:b/>
+                <w:sz w:val="20"/>
+              </w:rPr>
+              <w:t>Windows</w:t>
             </w:r>
           </w:p>
         </w:tc>
         <w:tc>
           <w:tcPr>
-            <w:tcW w:type="dxa" w:w="2160"/>
+            <w:tcW w:type="dxa" w:w="1440"/>
           </w:tcPr>
           <w:p>
+            <w:r/>
             <w:r>
-              <w:t>Elapsed</w:t>
+              <w:rPr>
+                <w:b/>
+                <w:sz w:val="20"/>
+              </w:rPr>
+              <w:t>Construction (s)</w:t>
             </w:r>
           </w:p>
         </w:tc>
         <w:tc>
           <w:tcPr>
-            <w:tcW w:type="dxa" w:w="2160"/>
+            <w:tcW w:type="dxa" w:w="1440"/>
           </w:tcPr>
           <w:p>
+            <w:r/>
             <w:r>
-              <w:t>Cumulative</w:t>
+              <w:rPr>
+                <w:b/>
+                <w:sz w:val="20"/>
+              </w:rPr>
+              <w:t>Inference (s)</w:t>
+            </w:r>
+          </w:p>
+        </w:tc>
+        <w:tc>
+          <w:tcPr>
+            <w:tcW w:type="dxa" w:w="1440"/>
+          </w:tcPr>
+          <w:p>
+            <w:r/>
+            <w:r>
+              <w:rPr>
+                <w:b/>
+                <w:sz w:val="20"/>
+              </w:rPr>
+              <w:t>Reduction (s)</w:t>
+            </w:r>
+          </w:p>
+        </w:tc>
+        <w:tc>
+          <w:tcPr>
+            <w:tcW w:type="dxa" w:w="1440"/>
+          </w:tcPr>
+          <w:p>
+            <w:r/>
+            <w:r>
+              <w:rPr>
+                <w:b/>
+                <w:sz w:val="20"/>
+              </w:rPr>
+              <w:t>Total (s)</w:t>
             </w:r>
           </w:p>
         </w:tc>
@@ -1294,41 +2191,85 @@
       <w:tr>
         <w:tc>
           <w:tcPr>
-            <w:tcW w:type="dxa" w:w="2160"/>
+            <w:tcW w:type="dxa" w:w="1440"/>
           </w:tcPr>
           <w:p>
+            <w:r/>
             <w:r>
-              <w:t>Week-1 reference fit (R01)</w:t>
+              <w:rPr>
+                <w:sz w:val="20"/>
+              </w:rPr>
+              <w:t>P-1 neural (1-D AE)</w:t>
             </w:r>
           </w:p>
         </w:tc>
         <w:tc>
           <w:tcPr>
-            <w:tcW w:type="dxa" w:w="2160"/>
+            <w:tcW w:type="dxa" w:w="1440"/>
           </w:tcPr>
           <w:p>
+            <w:r/>
             <w:r>
-              <w:t>1</w:t>
+              <w:rPr>
+                <w:sz w:val="20"/>
+              </w:rPr>
+              <w:t>8505</w:t>
             </w:r>
           </w:p>
         </w:tc>
         <w:tc>
           <w:tcPr>
-            <w:tcW w:type="dxa" w:w="2160"/>
+            <w:tcW w:type="dxa" w:w="1440"/>
           </w:tcPr>
           <w:p>
+            <w:r/>
             <w:r>
-              <w:t>29.18 s</w:t>
+              <w:rPr>
+                <w:sz w:val="20"/>
+              </w:rPr>
+              <w:t>0.0055</w:t>
             </w:r>
           </w:p>
         </w:tc>
         <w:tc>
           <w:tcPr>
-            <w:tcW w:type="dxa" w:w="2160"/>
+            <w:tcW w:type="dxa" w:w="1440"/>
           </w:tcPr>
           <w:p>
+            <w:r/>
             <w:r>
-              <w:t>29 s</w:t>
+              <w:rPr>
+                <w:sz w:val="20"/>
+              </w:rPr>
+              <w:t>2.2395</w:t>
+            </w:r>
+          </w:p>
+        </w:tc>
+        <w:tc>
+          <w:tcPr>
+            <w:tcW w:type="dxa" w:w="1440"/>
+          </w:tcPr>
+          <w:p>
+            <w:r/>
+            <w:r>
+              <w:rPr>
+                <w:sz w:val="20"/>
+              </w:rPr>
+              <w:t>0.0105</w:t>
+            </w:r>
+          </w:p>
+        </w:tc>
+        <w:tc>
+          <w:tcPr>
+            <w:tcW w:type="dxa" w:w="1440"/>
+          </w:tcPr>
+          <w:p>
+            <w:r/>
+            <w:r>
+              <w:rPr>
+                <w:sz w:val="20"/>
+              </w:rPr>
+              <w:t>2.2555</w:t>
             </w:r>
           </w:p>
         </w:tc>
@@ -1336,41 +2277,85 @@
       <w:tr>
         <w:tc>
           <w:tcPr>
-            <w:tcW w:type="dxa" w:w="2160"/>
+            <w:tcW w:type="dxa" w:w="1440"/>
           </w:tcPr>
           <w:p>
+            <w:r/>
             <w:r>
-              <w:t>Classical baselines (R02-04)</w:t>
+              <w:rPr>
+                <w:sz w:val="20"/>
+              </w:rPr>
+              <w:t>P-1 classical (IsoForest)</w:t>
             </w:r>
           </w:p>
         </w:tc>
         <w:tc>
           <w:tcPr>
-            <w:tcW w:type="dxa" w:w="2160"/>
+            <w:tcW w:type="dxa" w:w="1440"/>
           </w:tcPr>
           <w:p>
+            <w:r/>
             <w:r>
-              <w:t>3</w:t>
+              <w:rPr>
+                <w:sz w:val="20"/>
+              </w:rPr>
+              <w:t>8505</w:t>
             </w:r>
           </w:p>
         </w:tc>
         <w:tc>
           <w:tcPr>
-            <w:tcW w:type="dxa" w:w="2160"/>
+            <w:tcW w:type="dxa" w:w="1440"/>
           </w:tcPr>
           <w:p>
+            <w:r/>
             <w:r>
-              <w:t>&lt; 0.1 s</w:t>
+              <w:rPr>
+                <w:sz w:val="20"/>
+              </w:rPr>
+              <w:t>1.5158</w:t>
             </w:r>
           </w:p>
         </w:tc>
         <w:tc>
           <w:tcPr>
-            <w:tcW w:type="dxa" w:w="2160"/>
+            <w:tcW w:type="dxa" w:w="1440"/>
           </w:tcPr>
           <w:p>
+            <w:r/>
             <w:r>
-              <w:t>29 s</w:t>
+              <w:rPr>
+                <w:sz w:val="20"/>
+              </w:rPr>
+              <w:t>0.0081</w:t>
+            </w:r>
+          </w:p>
+        </w:tc>
+        <w:tc>
+          <w:tcPr>
+            <w:tcW w:type="dxa" w:w="1440"/>
+          </w:tcPr>
+          <w:p>
+            <w:r/>
+            <w:r>
+              <w:rPr>
+                <w:sz w:val="20"/>
+              </w:rPr>
+              <w:t>0.0093</w:t>
+            </w:r>
+          </w:p>
+        </w:tc>
+        <w:tc>
+          <w:tcPr>
+            <w:tcW w:type="dxa" w:w="1440"/>
+          </w:tcPr>
+          <w:p>
+            <w:r/>
+            <w:r>
+              <w:rPr>
+                <w:sz w:val="20"/>
+              </w:rPr>
+              <w:t>1.5332</w:t>
             </w:r>
           </w:p>
         </w:tc>
@@ -1378,41 +2363,85 @@
       <w:tr>
         <w:tc>
           <w:tcPr>
-            <w:tcW w:type="dxa" w:w="2160"/>
+            <w:tcW w:type="dxa" w:w="1440"/>
           </w:tcPr>
           <w:p>
+            <w:r/>
             <w:r>
-              <w:t>1-D AE (R05)</w:t>
+              <w:rPr>
+                <w:sz w:val="20"/>
+              </w:rPr>
+              <w:t>C-1 neural (1-D AE)</w:t>
             </w:r>
           </w:p>
         </w:tc>
         <w:tc>
           <w:tcPr>
-            <w:tcW w:type="dxa" w:w="2160"/>
+            <w:tcW w:type="dxa" w:w="1440"/>
           </w:tcPr>
           <w:p>
+            <w:r/>
             <w:r>
-              <w:t>1</w:t>
+              <w:rPr>
+                <w:sz w:val="20"/>
+              </w:rPr>
+              <w:t>2264</w:t>
             </w:r>
           </w:p>
         </w:tc>
         <w:tc>
           <w:tcPr>
-            <w:tcW w:type="dxa" w:w="2160"/>
+            <w:tcW w:type="dxa" w:w="1440"/>
           </w:tcPr>
           <w:p>
+            <w:r/>
             <w:r>
-              <w:t>14.22 s</w:t>
+              <w:rPr>
+                <w:sz w:val="20"/>
+              </w:rPr>
+              <w:t>0.0006</w:t>
             </w:r>
           </w:p>
         </w:tc>
         <w:tc>
           <w:tcPr>
-            <w:tcW w:type="dxa" w:w="2160"/>
+            <w:tcW w:type="dxa" w:w="1440"/>
           </w:tcPr>
           <w:p>
+            <w:r/>
             <w:r>
-              <w:t>43 s</w:t>
+              <w:rPr>
+                <w:sz w:val="20"/>
+              </w:rPr>
+              <w:t>0.5939</w:t>
+            </w:r>
+          </w:p>
+        </w:tc>
+        <w:tc>
+          <w:tcPr>
+            <w:tcW w:type="dxa" w:w="1440"/>
+          </w:tcPr>
+          <w:p>
+            <w:r/>
+            <w:r>
+              <w:rPr>
+                <w:sz w:val="20"/>
+              </w:rPr>
+              <w:t>0.0028</w:t>
+            </w:r>
+          </w:p>
+        </w:tc>
+        <w:tc>
+          <w:tcPr>
+            <w:tcW w:type="dxa" w:w="1440"/>
+          </w:tcPr>
+          <w:p>
+            <w:r/>
+            <w:r>
+              <w:rPr>
+                <w:sz w:val="20"/>
+              </w:rPr>
+              <w:t>0.5972</w:t>
             </w:r>
           </w:p>
         </w:tc>
@@ -1420,259 +2449,99 @@
       <w:tr>
         <w:tc>
           <w:tcPr>
-            <w:tcW w:type="dxa" w:w="2160"/>
+            <w:tcW w:type="dxa" w:w="1440"/>
           </w:tcPr>
           <w:p>
+            <w:r/>
             <w:r>
-              <w:t>2-D AE (R06)</w:t>
+              <w:rPr>
+                <w:sz w:val="20"/>
+              </w:rPr>
+              <w:t>C-1 classical (IsoForest)</w:t>
             </w:r>
           </w:p>
         </w:tc>
         <w:tc>
           <w:tcPr>
-            <w:tcW w:type="dxa" w:w="2160"/>
+            <w:tcW w:type="dxa" w:w="1440"/>
           </w:tcPr>
           <w:p>
+            <w:r/>
             <w:r>
-              <w:t>1</w:t>
+              <w:rPr>
+                <w:sz w:val="20"/>
+              </w:rPr>
+              <w:t>2264</w:t>
             </w:r>
           </w:p>
         </w:tc>
         <w:tc>
           <w:tcPr>
-            <w:tcW w:type="dxa" w:w="2160"/>
+            <w:tcW w:type="dxa" w:w="1440"/>
           </w:tcPr>
           <w:p>
+            <w:r/>
             <w:r>
-              <w:t>20.79 s</w:t>
+              <w:rPr>
+                <w:sz w:val="20"/>
+              </w:rPr>
+              <w:t>0.4030</w:t>
             </w:r>
           </w:p>
         </w:tc>
         <w:tc>
           <w:tcPr>
-            <w:tcW w:type="dxa" w:w="2160"/>
+            <w:tcW w:type="dxa" w:w="1440"/>
           </w:tcPr>
           <w:p>
+            <w:r/>
             <w:r>
-              <w:t>64 s</w:t>
-            </w:r>
-          </w:p>
-        </w:tc>
-      </w:tr>
-      <w:tr>
-        <w:tc>
-          <w:tcPr>
-            <w:tcW w:type="dxa" w:w="2160"/>
-          </w:tcPr>
-          <w:p>
-            <w:r>
-              <w:t>Attention AE (R07)</w:t>
+              <w:rPr>
+                <w:sz w:val="20"/>
+              </w:rPr>
+              <w:t>0.0042</w:t>
             </w:r>
           </w:p>
         </w:tc>
         <w:tc>
           <w:tcPr>
-            <w:tcW w:type="dxa" w:w="2160"/>
+            <w:tcW w:type="dxa" w:w="1440"/>
           </w:tcPr>
           <w:p>
+            <w:r/>
             <w:r>
-              <w:t>1</w:t>
+              <w:rPr>
+                <w:sz w:val="20"/>
+              </w:rPr>
+              <w:t>0.0024</w:t>
             </w:r>
           </w:p>
         </w:tc>
         <w:tc>
           <w:tcPr>
-            <w:tcW w:type="dxa" w:w="2160"/>
+            <w:tcW w:type="dxa" w:w="1440"/>
           </w:tcPr>
           <w:p>
+            <w:r/>
             <w:r>
-              <w:t>15.32 s</w:t>
-            </w:r>
-          </w:p>
-        </w:tc>
-        <w:tc>
-          <w:tcPr>
-            <w:tcW w:type="dxa" w:w="2160"/>
-          </w:tcPr>
-          <w:p>
-            <w:r>
-              <w:t>79 s</w:t>
-            </w:r>
-          </w:p>
-        </w:tc>
-      </w:tr>
-      <w:tr>
-        <w:tc>
-          <w:tcPr>
-            <w:tcW w:type="dxa" w:w="2160"/>
-          </w:tcPr>
-          <w:p>
-            <w:r>
-              <w:t>Fusion (R08)</w:t>
-            </w:r>
-          </w:p>
-        </w:tc>
-        <w:tc>
-          <w:tcPr>
-            <w:tcW w:type="dxa" w:w="2160"/>
-          </w:tcPr>
-          <w:p>
-            <w:r>
-              <w:t>1</w:t>
-            </w:r>
-          </w:p>
-        </w:tc>
-        <w:tc>
-          <w:tcPr>
-            <w:tcW w:type="dxa" w:w="2160"/>
-          </w:tcPr>
-          <w:p>
-            <w:r>
-              <w:t>&lt; 0.5 s</w:t>
-            </w:r>
-          </w:p>
-        </w:tc>
-        <w:tc>
-          <w:tcPr>
-            <w:tcW w:type="dxa" w:w="2160"/>
-          </w:tcPr>
-          <w:p>
-            <w:r>
-              <w:t>80 s</w:t>
-            </w:r>
-          </w:p>
-        </w:tc>
-      </w:tr>
-      <w:tr>
-        <w:tc>
-          <w:tcPr>
-            <w:tcW w:type="dxa" w:w="2160"/>
-          </w:tcPr>
-          <w:p>
-            <w:r>
-              <w:t>SMAP P-1 (R09)</w:t>
-            </w:r>
-          </w:p>
-        </w:tc>
-        <w:tc>
-          <w:tcPr>
-            <w:tcW w:type="dxa" w:w="2160"/>
-          </w:tcPr>
-          <w:p>
-            <w:r>
-              <w:t>1</w:t>
-            </w:r>
-          </w:p>
-        </w:tc>
-        <w:tc>
-          <w:tcPr>
-            <w:tcW w:type="dxa" w:w="2160"/>
-          </w:tcPr>
-          <w:p>
-            <w:r>
-              <w:t>1.07 s</w:t>
-            </w:r>
-          </w:p>
-        </w:tc>
-        <w:tc>
-          <w:tcPr>
-            <w:tcW w:type="dxa" w:w="2160"/>
-          </w:tcPr>
-          <w:p>
-            <w:r>
-              <w:t>81 s</w:t>
-            </w:r>
-          </w:p>
-        </w:tc>
-      </w:tr>
-      <w:tr>
-        <w:tc>
-          <w:tcPr>
-            <w:tcW w:type="dxa" w:w="2160"/>
-          </w:tcPr>
-          <w:p>
-            <w:r>
-              <w:t>MSL C-1 (R10)</w:t>
-            </w:r>
-          </w:p>
-        </w:tc>
-        <w:tc>
-          <w:tcPr>
-            <w:tcW w:type="dxa" w:w="2160"/>
-          </w:tcPr>
-          <w:p>
-            <w:r>
-              <w:t>1</w:t>
-            </w:r>
-          </w:p>
-        </w:tc>
-        <w:tc>
-          <w:tcPr>
-            <w:tcW w:type="dxa" w:w="2160"/>
-          </w:tcPr>
-          <w:p>
-            <w:r>
-              <w:t>0.36 s</w:t>
-            </w:r>
-          </w:p>
-        </w:tc>
-        <w:tc>
-          <w:tcPr>
-            <w:tcW w:type="dxa" w:w="2160"/>
-          </w:tcPr>
-          <w:p>
-            <w:r>
-              <w:t>81 s</w:t>
-            </w:r>
-          </w:p>
-        </w:tc>
-      </w:tr>
-      <w:tr>
-        <w:tc>
-          <w:tcPr>
-            <w:tcW w:type="dxa" w:w="2160"/>
-          </w:tcPr>
-          <w:p>
-            <w:r>
-              <w:t>TOTAL to date</w:t>
-            </w:r>
-          </w:p>
-        </w:tc>
-        <w:tc>
-          <w:tcPr>
-            <w:tcW w:type="dxa" w:w="2160"/>
-          </w:tcPr>
-          <w:p>
-            <w:r>
-              <w:t>—</w:t>
-            </w:r>
-          </w:p>
-        </w:tc>
-        <w:tc>
-          <w:tcPr>
-            <w:tcW w:type="dxa" w:w="2160"/>
-          </w:tcPr>
-          <w:p>
-            <w:r>
-              <w:t>~81 s</w:t>
-            </w:r>
-          </w:p>
-        </w:tc>
-        <w:tc>
-          <w:tcPr>
-            <w:tcW w:type="dxa" w:w="2160"/>
-          </w:tcPr>
-          <w:p>
-            <w:r>
-              <w:t>~1.4 min / 24 h budget</w:t>
+              <w:rPr>
+                <w:sz w:val="20"/>
+              </w:rPr>
+              <w:t>0.4096</w:t>
             </w:r>
           </w:p>
         </w:tc>
       </w:tr>
     </w:tbl>
+    <w:p/>
     <w:p>
       <w:r>
-        <w:t>Projected full programme: &lt; 5 minutes elapsed. Well within the 24-hour budget.</w:t>
+        <w:t>Required neural fits (actual recorded elapsed, T05_I1_runlog.csv): 1-D AE 14.22 s, 2-D AE 20.79 s, Attention AE 15.32 s, P-1 1-D AE 3.07 s (corrected-calibration re-run; runlog R09 records the original test-scored run at 1.07 s), C-1 1-D AE 1.83 s (re-run; runlog R10 original 0.36 s). Fusion is score-level (no training); classical fits are &lt; 1 s each. Fit subtotal ≈ 55.23 s; stride-1 scoring subtotal ≈ 4.80 s.</w:t>
+      </w:r>
+    </w:p>
+    <w:p>
+      <w:r>
+        <w:t>Programme projection = 55.23 + 4.80 = 60.03 s = 0.0167 h = 0.0695% of the 24-hour budget (margin ≈ 86340 s). The stream-model timings establish the per-fit cost: stream 1-D AE fits are ~1–3 s, NOT the 29.18 s of the Week-1 spectrogram reference fit (R01). Even if every required neural fit cost 29.18 s, the five fits plus stride-1 scoring would total ≈ 150.7 s (~0.174% of 24 h). The earlier dummy-scorer projection is withdrawn; this is a trained-model measurement.</w:t>
       </w:r>
     </w:p>
     <w:p>
@@ -1680,52 +2549,106 @@
         <w:pStyle w:val="Heading2"/>
       </w:pPr>
       <w:r>
-        <w:t>4. Changes, Open Items, and Requests</w:t>
+        <w:t>4. Plan</w:t>
       </w:r>
     </w:p>
     <w:p>
       <w:r>
-        <w:t>Changes from card/proposal: None. All components follow Card I1 and Annex D6.</w:t>
+        <w:t>Checkpoint due Wednesday 4 November 2026 (this note). The earlier Week-5 demo target of 30 October is replaced by this checkpoint. Results freeze and the preliminary 4–6 page report are due 20 November 2026. Remaining steps before the freeze: final test evaluation of each detector (once, reported beside the earlier test-scored figures), error analysis for both core experiments, and the CO4 spectrogram fragment-level analysis (Handout §9 of the revised pack).</w:t>
+      </w:r>
+    </w:p>
+    <w:p>
+      <w:pPr>
+        <w:pStyle w:val="Heading2"/>
+      </w:pPr>
+      <w:r>
+        <w:t>5. Risks and Requests</w:t>
       </w:r>
     </w:p>
     <w:p>
       <w:r>
-        <w:t>C-1 guard gap reduced from 256 to 176 steps (last 20% of 2,158-step training stream minus a 256-step guard would leave only 176 steps — shorter than one window). Recorded in results/smap_msl_results.txt.</w:t>
+        <w:t>1. Compute against 24 hours. The stride-1 scoring of P-1 and C-1 was timed with the trained 1-D autoencoder and the classical controls on the same windows (results/stride1_timing.txt): stride-1 subtotal ≈ 4.80 s; with all required fits (≈ 55.23 s) the programme is ≈ 60 s, i.e. 0.0695% of the 24-hour budget. Stream fits are ~1–3 s, not the 29.18 s reference. No compute risk; no extension requested.</w:t>
       </w:r>
     </w:p>
     <w:p>
       <w:r>
-        <w:t>Open from Weeks 1-2 review: No review feedback received yet (professor's email notes reviews are late). Changes will be addressed once feedback arrives.</w:t>
+        <w:t>2. Length difference. Nominal fragments are much shorter than anomalous ones (median 54 vs 184.5 samples); length may separate the classes independently of the detector, even after resampling to 256 samples. This is recorded as a risk to interpretation (not to compute). A per-length analysis (detection against original fragment length, from the same predictions) will be reported in the final report; it can show association, not causation.</w:t>
       </w:r>
     </w:p>
     <w:p>
       <w:r>
-        <w:t>Still to complete before results freeze (20 Nov 2026):</w:t>
-      </w:r>
-    </w:p>
-    <w:p>
-      <w:r>
-        <w:t>• Full SMAP/MSL test evaluation (unadjusted point F1 — target evaluation locked until freeze).</w:t>
-      </w:r>
-    </w:p>
-    <w:p>
-      <w:r>
-        <w:t>• Core Experiment 1 final test results (all 7 methods on OPSSAT-AD test set).</w:t>
-      </w:r>
-    </w:p>
-    <w:p>
-      <w:r>
-        <w:t>• Error analysis for both core experiments.</w:t>
-      </w:r>
-    </w:p>
-    <w:p>
-      <w:r>
-        <w:t>• Preliminary 4–6 page report (due 20 Nov with results freeze).</w:t>
+        <w:t>3. C-1 calibration rule. The calibration segment of C-1 (176 steps) is shorter than one 256-step window — a gap in Annex D6 as originally written. The revised Annex D6 rule is now implemented: a calibration window may take earlier context from the guard, never from fit rows, and only calibration points are scored. This yields exactly 176 calibration-point scores for C-1 and 319 for P-1, with no boundary padding. Model fitting and preprocessing statistics use fit rows only.</w:t>
       </w:r>
     </w:p>
     <w:p>
       <w:r>
         <w:t>Requests: None.</w:t>
+      </w:r>
+    </w:p>
+    <w:p>
+      <w:pPr>
+        <w:pStyle w:val="Heading2"/>
+      </w:pPr>
+      <w:r>
+        <w:t>6. Changes, Open Items, and Requests</w:t>
+      </w:r>
+    </w:p>
+    <w:p>
+      <w:r>
+        <w:t>Changes made for this checkpoint (each on development evidence only; no test partition re-scored):</w:t>
+      </w:r>
+    </w:p>
+    <w:p>
+      <w:r>
+        <w:t>• Split-ID format (Handout §13): regenerated T05_I1_opssat.csv (sample_id = segment only; reason = anomalous_train_unused on excluded rows), T05_I1_smap_msl.csv (sample_id = half-open range &lt;stream&gt;:&lt;file&gt;:&lt;start&gt;-&lt;end&gt;; unit_id = P-1/C-1; label empty; reason = guard on guard rows) and recomputed the summary hashes. Membership unchanged.</w:t>
+      </w:r>
+    </w:p>
+    <w:p>
+      <w:r>
+        <w:t>• Run log (revised §14): R02–R10 marked test_scored=yes (they scored test); R01 remains no. Forward-policy note added: test_scored=no for all future runs; no test partition scored again before the freeze.</w:t>
+      </w:r>
+    </w:p>
+    <w:p>
+      <w:r>
+        <w:t>• Calibration (revised Annex D6): guard-context calibration implemented in scripts/run_baselines.py and scripts/week4_smap_msl.py; the C-1 guard cap (176) removed. Test scoring removed from both scripts (no test partition re-scored). Calibration thresholds changed (before → after): P-1 IsoForest 0.029441 → 0.062456, PCA 0.090753 → 0.156650, Trivial 0.666753 → 1.720557, 1-D AE 0.382350 → 0.450251; C-1 IsoForest -0.018319 → 0.040320, PCA 0.002729 → 0.040891, Trivial 1.017836 → 1.765357, 1-D AE 0.089802 → 0.129134.</w:t>
+      </w:r>
+    </w:p>
+    <w:p>
+      <w:r>
+        <w:t>• Roll numbers corrected: Parameshwar BL.SC.U4AIE24008 (was 24019), Jagan BL.SC.U4AIE24023 (was 24020); Hemalatha BL.SC.U4AIE24018 unchanged.</w:t>
+      </w:r>
+    </w:p>
+    <w:p>
+      <w:r>
+        <w:t>• Stride-1 timing re-done with a trained-model proxy (replaces the withdrawn dummy-scorer projection).</w:t>
+      </w:r>
+    </w:p>
+    <w:p>
+      <w:r>
+        <w:t>Open items before the results freeze (20 November 2026): final test evaluation of each detector (once, beside the earlier figures, with a statement that the test sets had already been inspected); error analysis; the CO4 spectrogram fragment-level results (precision, recall, F1 with support, false-positive/false-negative patterns, comparison with the 1-D model, the controls and the fusion); per-length detection analysis; the preliminary report.</w:t>
+      </w:r>
+    </w:p>
+    <w:p>
+      <w:r>
+        <w:t>Requests: None.</w:t>
+      </w:r>
+    </w:p>
+    <w:p>
+      <w:pPr>
+        <w:pStyle w:val="Heading2"/>
+      </w:pPr>
+      <w:r>
+        <w:t>7. Bundle Verification</w:t>
+      </w:r>
+    </w:p>
+    <w:p>
+      <w:r>
+        <w:t>D1 bundle: verified at the readiness check (SHA-256 522127833…, 11,900,797 B).</w:t>
+      </w:r>
+    </w:p>
+    <w:p>
+      <w:r>
+        <w:t>D2 bundle: present on this machine and verified — every file in Release_Bundle_RevD2 matches its SHA256SUMS.txt manifest (shasum -a 256 -c: all OK). The four I1 data files (OPSSAT_nominal_dev_segments.csv and the SMAP/MSL train/test .npy files for P-1 and C-1) are byte-identical to D1. The D2 bundle archive (announced SHA-256 86ccaa25…a2a6, 11,903,184 B) is not retained as a single archive on this machine; integrity was verified on the extracted contents against the manifest.</w:t>
       </w:r>
     </w:p>
     <w:sectPr>

--- a/proposal/T05_I1_Checkpoint.docx
+++ b/proposal/T05_I1_Checkpoint.docx
@@ -2070,6 +2070,11 @@
       </w:r>
     </w:p>
     <w:p>
+      <w:r>
+        <w:t>Preliminary core-experiment result: the nominal-development calibration above (with its support — 254 OPSSAT-AD development fragments; 319 P-1 and 176 C-1 calibration points) and an unscored inference pass (scripts/smoke_test.py, 11/11 components pass; and the Week-1 reference run R01). No test partition is scored and no test metric is computed; anomalous-class validation F1 is not required. P-1 convergence is slow — validation (cal-point) reconstruction MSE falls from ~1.38 to ~0.36 over 30 epochs with only 32 training windows; C-1 converges from ~0.81 to ~0.09 (early stopped after no improvement for 5 epochs). Target point-F1 evaluation waits for the results freeze (20 November 2026).</w:t>
+      </w:r>
+    </w:p>
+    <w:p>
       <w:pPr>
         <w:pStyle w:val="Heading2"/>
       </w:pPr>

--- a/proposal/T05_I1_Checkpoint.docx
+++ b/proposal/T05_I1_Checkpoint.docx
@@ -2066,7 +2066,7 @@
     <w:p/>
     <w:p>
       <w:r>
-        <w:t>Calibration rule (revised Annex D6): a calibration window may take earlier context from the guard, never from fit rows, and only calibration points are scored. One window per calibration point (right-aligned, ending at the point) gives exactly 319 calibration-point scores for P-1 and 176 for C-1. No boundary padding is required — the 256-step guard supplies left context for the earliest calibration points (P-1 guard [2297,2553), cal [2553,2872); C-1 guard [1726,1982), cal [1982,2158)), and every window ends at a calibration point inside the training stream. Model fitting and preprocessing statistics use fit rows only, never guard or calibration rows. Thresholds are the 99th percentile of the calibration-point scores; the alarm count and rate are computed on the calibration points. The earlier C-1 implementation capped the guard at 176 and started calibration at step 1902 — that is removed; the guard is now always 256 and calibration starts at fit_end+256.</w:t>
+        <w:t>Calibration rule (revised Annex D6): a calibration window may take earlier context from the guard, never from fit rows, and only calibration points are scored. One window per calibration point (right-aligned, ending at the point) gives exactly 319 calibration-point scores for P-1 and 176 for C-1. No boundary padding is required — the 256-step guard supplies left context for the earliest calibration points (P-1 guard [2297,2553), cal [2553,2872); C-1 guard [1726,1982), cal [1982,2158)), and every window ends at a calibration point inside the training stream. Model fitting and preprocessing statistics use fit rows only, never guard or calibration rows. Window scores are reduced to point scores one-to-one (the window ending at a point scores that point), so each calibration-point score is the reduced point score; thresholds are the 99th percentile of these calibration-point scores, and the alarm count and rate are computed on the calibration points. The earlier C-1 implementation capped the guard at 176 and started calibration at step 1902 — that is removed; the guard is now always 256 and calibration starts at fit_end+256.</w:t>
       </w:r>
     </w:p>
     <w:p>
